--- a/landing/src/content/docs/start/quickstart.md.docx
+++ b/landing/src/content/docs/start/quickstart.md.docx
@@ -85,6 +85,7 @@
           <w:numId w:val="1"/>
         </w:numPr>
         <w:ind w:left="720" w:hanging="360"/>
+        <w:rPr/>
       </w:pPr>
       <w:r>
         <w:rPr>
@@ -100,6 +101,7 @@
           <w:numId w:val="1"/>
         </w:numPr>
         <w:ind w:left="720" w:hanging="360"/>
+        <w:rPr/>
       </w:pPr>
       <w:r>
         <w:rPr>
@@ -115,6 +117,7 @@
           <w:numId w:val="1"/>
         </w:numPr>
         <w:ind w:left="720" w:hanging="360"/>
+        <w:rPr/>
       </w:pPr>
       <w:r>
         <w:rPr>
@@ -130,6 +133,7 @@
           <w:numId w:val="1"/>
         </w:numPr>
         <w:ind w:left="720" w:hanging="360"/>
+        <w:rPr/>
       </w:pPr>
       <w:r>
         <w:rPr>
@@ -145,6 +149,7 @@
           <w:numId w:val="1"/>
         </w:numPr>
         <w:ind w:left="720" w:hanging="360"/>
+        <w:rPr/>
       </w:pPr>
       <w:r>
         <w:rPr>
@@ -160,6 +165,7 @@
           <w:numId w:val="1"/>
         </w:numPr>
         <w:ind w:left="720" w:hanging="360"/>
+        <w:rPr/>
       </w:pPr>
       <w:r>
         <w:rPr>
@@ -175,6 +181,7 @@
           <w:numId w:val="1"/>
         </w:numPr>
         <w:ind w:left="720" w:hanging="360"/>
+        <w:rPr/>
       </w:pPr>
       <w:r>
         <w:rPr>
@@ -190,6 +197,7 @@
           <w:numId w:val="1"/>
         </w:numPr>
         <w:ind w:left="720" w:hanging="360"/>
+        <w:rPr/>
       </w:pPr>
       <w:r>
         <w:rPr>
@@ -279,7 +287,7 @@
         <w:pStyle w:val="Heading2"/>
         <w:rPr/>
       </w:pPr>
-      <w:bookmarkStart w:colFirst="0" w:colLast="0" w:name="_p4z7ucb6gw6y" w:id="0"/>
+      <w:bookmarkStart w:colFirst="0" w:colLast="0" w:name="_j38pxfp8stox" w:id="0"/>
       <w:bookmarkEnd w:id="0"/>
       <w:r>
         <w:rPr>
@@ -295,6 +303,7 @@
           <w:numId w:val="1"/>
         </w:numPr>
         <w:ind w:left="720" w:hanging="360"/>
+        <w:rPr/>
       </w:pPr>
       <w:r>
         <w:rPr>
@@ -310,6 +319,7 @@
           <w:numId w:val="1"/>
         </w:numPr>
         <w:ind w:left="720" w:hanging="360"/>
+        <w:rPr/>
       </w:pPr>
       <w:r>
         <w:rPr>
@@ -325,6 +335,7 @@
           <w:numId w:val="1"/>
         </w:numPr>
         <w:ind w:left="720" w:hanging="360"/>
+        <w:rPr/>
       </w:pPr>
       <w:r>
         <w:rPr>
@@ -338,7 +349,7 @@
         <w:pStyle w:val="Heading2"/>
         <w:rPr/>
       </w:pPr>
-      <w:bookmarkStart w:colFirst="0" w:colLast="0" w:name="_3wh8i62w1e40" w:id="1"/>
+      <w:bookmarkStart w:colFirst="0" w:colLast="0" w:name="_bvm7z0udjkfl" w:id="1"/>
       <w:bookmarkEnd w:id="1"/>
       <w:r>
         <w:rPr>
@@ -456,7 +467,7 @@
         <w:pStyle w:val="Heading2"/>
         <w:rPr/>
       </w:pPr>
-      <w:bookmarkStart w:colFirst="0" w:colLast="0" w:name="_1zozugncmdxp" w:id="2"/>
+      <w:bookmarkStart w:colFirst="0" w:colLast="0" w:name="_h4r60qybsl1u" w:id="2"/>
       <w:bookmarkEnd w:id="2"/>
       <w:r>
         <w:rPr>
@@ -523,6 +534,7 @@
           <w:numId w:val="3"/>
         </w:numPr>
         <w:ind w:left="720" w:hanging="360"/>
+        <w:rPr/>
       </w:pPr>
       <w:r>
         <w:rPr>
@@ -552,6 +564,7 @@
           <w:numId w:val="3"/>
         </w:numPr>
         <w:ind w:left="720" w:hanging="360"/>
+        <w:rPr/>
       </w:pPr>
       <w:r>
         <w:rPr>
@@ -581,6 +594,7 @@
           <w:numId w:val="3"/>
         </w:numPr>
         <w:ind w:left="720" w:hanging="360"/>
+        <w:rPr/>
       </w:pPr>
       <w:r>
         <w:rPr>
@@ -610,6 +624,7 @@
           <w:numId w:val="3"/>
         </w:numPr>
         <w:ind w:left="720" w:hanging="360"/>
+        <w:rPr/>
       </w:pPr>
       <w:r>
         <w:rPr>
@@ -701,7 +716,7 @@
         <w:pStyle w:val="Heading2"/>
         <w:rPr/>
       </w:pPr>
-      <w:bookmarkStart w:colFirst="0" w:colLast="0" w:name="_4bhvlkh1nr5o" w:id="3"/>
+      <w:bookmarkStart w:colFirst="0" w:colLast="0" w:name="_p6vd1lwalh60" w:id="3"/>
       <w:bookmarkEnd w:id="3"/>
       <w:r>
         <w:rPr>
@@ -862,7 +877,7 @@
         <w:pStyle w:val="Heading2"/>
         <w:rPr/>
       </w:pPr>
-      <w:bookmarkStart w:colFirst="0" w:colLast="0" w:name="_9bjeqadgioi8" w:id="4"/>
+      <w:bookmarkStart w:colFirst="0" w:colLast="0" w:name="_tnctmovybkzt" w:id="4"/>
       <w:bookmarkEnd w:id="4"/>
       <w:r>
         <w:rPr>
@@ -928,6 +943,7 @@
           <w:numId w:val="2"/>
         </w:numPr>
         <w:ind w:left="720" w:hanging="360"/>
+        <w:rPr/>
       </w:pPr>
       <w:r>
         <w:rPr>
@@ -951,6 +967,7 @@
           <w:numId w:val="2"/>
         </w:numPr>
         <w:ind w:left="720" w:hanging="360"/>
+        <w:rPr/>
       </w:pPr>
       <w:r>
         <w:rPr>
@@ -974,6 +991,7 @@
           <w:numId w:val="2"/>
         </w:numPr>
         <w:ind w:left="720" w:hanging="360"/>
+        <w:rPr/>
       </w:pPr>
       <w:r>
         <w:rPr>
@@ -997,6 +1015,7 @@
           <w:numId w:val="2"/>
         </w:numPr>
         <w:ind w:left="720" w:hanging="360"/>
+        <w:rPr/>
       </w:pPr>
       <w:r>
         <w:rPr>
@@ -1111,7 +1130,7 @@
         <w:pStyle w:val="Heading2"/>
         <w:rPr/>
       </w:pPr>
-      <w:bookmarkStart w:colFirst="0" w:colLast="0" w:name="_kmir24j0kkr" w:id="5"/>
+      <w:bookmarkStart w:colFirst="0" w:colLast="0" w:name="_akskj5fz8one" w:id="5"/>
       <w:bookmarkEnd w:id="5"/>
       <w:r>
         <w:rPr>
